--- a/pr-preview/pr-62/chapters/07-confounding.docx
+++ b/pr-preview/pr-62/chapters/07-confounding.docx
@@ -3983,7 +3983,7 @@
     </w:p>
     <w:bookmarkEnd w:id="17"/>
     <w:bookmarkEnd w:id="18"/>
-    <w:bookmarkStart w:id="32" w:name="Xe153521bd1ebe40aca3271d012a49e54d21f43b"/>
+    <w:bookmarkStart w:id="31" w:name="Xe153521bd1ebe40aca3271d012a49e54d21f43b"/>
     <w:p>
       <w:pPr>
         <w:pStyle w:val="Heading2"/>
@@ -4290,7 +4290,7 @@
           <wp:inline>
             <wp:extent cx="5334000" cy="1333500"/>
             <wp:effectExtent b="0" l="0" r="0" t="0"/>
-            <wp:docPr descr="Figure 7.2. Three causal structures. Left: L is the only confounder; adjust for L. Middle: U is unmeasured but all backdoor paths pass through L; adjusting for L still suffices. Right: U has a direct arrow into A bypassing L; adjusting for L alone leaves residual confounding through U." title="" id="21" name="Picture"/>
+            <wp:docPr descr="Figure 7.2. Three causal structures. Left: L is the only confounder; adjust for L. Middle: U is unmeasured but all backdoor paths pass through L (U causes Y only via L and directly); adjusting for L blocks both paths. Right: U has a direct arrow into A bypassing L; adjusting for L alone leaves residual confounding through U." title="" id="21" name="Picture"/>
             <a:graphic>
               <a:graphicData uri="http://schemas.openxmlformats.org/drawingml/2006/picture">
                 <pic:pic>
@@ -4333,7 +4333,7 @@
         <w:pStyle w:val="ImageCaption"/>
       </w:pPr>
       <w:r>
-        <w:t xml:space="preserve">Figure 7.2. Three causal structures. Left: L is the only confounder; adjust for L. Middle: U is unmeasured but all backdoor paths pass through L; adjusting for L still suffices. Right: U has a direct arrow into A bypassing L; adjusting for L alone leaves residual confounding through U.</w:t>
+        <w:t xml:space="preserve">Figure 7.2. Three causal structures. Left: L is the only confounder; adjust for L. Middle: U is unmeasured but all backdoor paths pass through L (U causes Y only via L and directly); adjusting for L blocks both paths. Right: U has a direct arrow into A bypassing L; adjusting for L alone leaves residual confounding through U.</w:t>
       </w:r>
     </w:p>
     <w:p>
@@ -4583,6 +4583,26 @@
       </w:r>
       <m:oMath>
         <m:r>
+          <m:t>U</m:t>
+        </m:r>
+        <m:r>
+          <m:rPr>
+            <m:sty m:val="p"/>
+          </m:rPr>
+          <m:t>→</m:t>
+        </m:r>
+        <m:r>
+          <m:t>Y</m:t>
+        </m:r>
+      </m:oMath>
+      <w:r>
+        <w:t xml:space="preserve">,</w:t>
+      </w:r>
+      <w:r>
+        <w:t xml:space="preserve"> </w:t>
+      </w:r>
+      <m:oMath>
+        <m:r>
           <m:t>L</m:t>
         </m:r>
         <m:r>
@@ -4642,7 +4662,7 @@
         </w:numPr>
       </w:pPr>
       <w:r>
-        <w:t xml:space="preserve">Backdoor path:</w:t>
+        <w:t xml:space="preserve">Backdoor paths:</w:t>
       </w:r>
       <w:r>
         <w:t xml:space="preserve"> </w:t>
@@ -4674,47 +4694,43 @@
         <w:t xml:space="preserve"> </w:t>
       </w:r>
       <w:r>
-        <w:t xml:space="preserve">(the only backdoor path; the path from</w:t>
-      </w:r>
-      <w:r>
-        <w:t xml:space="preserve"> </w:t>
-      </w:r>
-      <m:oMath>
+        <w:t xml:space="preserve">and</w:t>
+      </w:r>
+      <w:r>
+        <w:t xml:space="preserve"> </w:t>
+      </w:r>
+      <m:oMath>
+        <m:r>
+          <m:t>A</m:t>
+        </m:r>
+        <m:r>
+          <m:rPr>
+            <m:sty m:val="p"/>
+          </m:rPr>
+          <m:t>←</m:t>
+        </m:r>
+        <m:r>
+          <m:t>L</m:t>
+        </m:r>
+        <m:r>
+          <m:rPr>
+            <m:sty m:val="p"/>
+          </m:rPr>
+          <m:t>←</m:t>
+        </m:r>
         <m:r>
           <m:t>U</m:t>
         </m:r>
-      </m:oMath>
-      <w:r>
-        <w:t xml:space="preserve"> </w:t>
-      </w:r>
-      <w:r>
-        <w:t xml:space="preserve">to</w:t>
-      </w:r>
-      <w:r>
-        <w:t xml:space="preserve"> </w:t>
-      </w:r>
-      <m:oMath>
-        <m:r>
-          <m:t>A</m:t>
-        </m:r>
-      </m:oMath>
-      <w:r>
-        <w:t xml:space="preserve"> </w:t>
-      </w:r>
-      <w:r>
-        <w:t xml:space="preserve">goes through</w:t>
-      </w:r>
-      <w:r>
-        <w:t xml:space="preserve"> </w:t>
-      </w:r>
-      <m:oMath>
-        <m:r>
-          <m:t>L</m:t>
-        </m:r>
-      </m:oMath>
-      <w:r>
-        <w:t xml:space="preserve">)</w:t>
-      </w:r>
+        <m:r>
+          <m:rPr>
+            <m:sty m:val="p"/>
+          </m:rPr>
+          <m:t>→</m:t>
+        </m:r>
+        <m:r>
+          <m:t>Y</m:t>
+        </m:r>
+      </m:oMath>
     </w:p>
     <w:p>
       <w:pPr>
@@ -4726,26 +4742,14 @@
       </w:pPr>
       <m:oMath>
         <m:r>
-          <m:rPr>
-            <m:sty m:val="p"/>
-          </m:rPr>
-          <m:t>{</m:t>
-        </m:r>
-        <m:r>
           <m:t>L</m:t>
         </m:r>
-        <m:r>
-          <m:rPr>
-            <m:sty m:val="p"/>
-          </m:rPr>
-          <m:t>}</m:t>
-        </m:r>
-      </m:oMath>
-      <w:r>
-        <w:t xml:space="preserve"> </w:t>
-      </w:r>
-      <w:r>
-        <w:t xml:space="preserve">still satisfies the backdoor criterion: conditioning on</w:t>
+      </m:oMath>
+      <w:r>
+        <w:t xml:space="preserve"> </w:t>
+      </w:r>
+      <w:r>
+        <w:t xml:space="preserve">is a non-collider on both paths; conditioning on</w:t>
       </w:r>
       <w:r>
         <w:t xml:space="preserve"> </w:t>
@@ -4759,50 +4763,7 @@
         <w:t xml:space="preserve"> </w:t>
       </w:r>
       <w:r>
-        <w:t xml:space="preserve">(a non-collider on the path</w:t>
-      </w:r>
-      <w:r>
-        <w:t xml:space="preserve"> </w:t>
-      </w:r>
-      <m:oMath>
-        <m:r>
-          <m:t>A</m:t>
-        </m:r>
-        <m:r>
-          <m:rPr>
-            <m:sty m:val="p"/>
-          </m:rPr>
-          <m:t>←</m:t>
-        </m:r>
-        <m:r>
-          <m:t>L</m:t>
-        </m:r>
-        <m:r>
-          <m:rPr>
-            <m:sty m:val="p"/>
-          </m:rPr>
-          <m:t>←</m:t>
-        </m:r>
-        <m:r>
-          <m:t>U</m:t>
-        </m:r>
-      </m:oMath>
-      <w:r>
-        <w:t xml:space="preserve">) blocks all association through</w:t>
-      </w:r>
-      <w:r>
-        <w:t xml:space="preserve"> </w:t>
-      </w:r>
-      <m:oMath>
-        <m:r>
-          <m:t>U</m:t>
-        </m:r>
-      </m:oMath>
-      <w:r>
-        <w:t xml:space="preserve"> </w:t>
-      </w:r>
-      <w:r>
-        <w:t xml:space="preserve">as well.</w:t>
+        <w:t xml:space="preserve">blocks them both.</w:t>
       </w:r>
     </w:p>
     <w:p>
@@ -4813,8 +4774,28 @@
           <w:numId w:val="1006"/>
         </w:numPr>
       </w:pPr>
-      <w:r>
-        <w:t xml:space="preserve">Adjustment for</w:t>
+      <m:oMath>
+        <m:r>
+          <m:rPr>
+            <m:sty m:val="p"/>
+          </m:rPr>
+          <m:t>{</m:t>
+        </m:r>
+        <m:r>
+          <m:t>L</m:t>
+        </m:r>
+        <m:r>
+          <m:rPr>
+            <m:sty m:val="p"/>
+          </m:rPr>
+          <m:t>}</m:t>
+        </m:r>
+      </m:oMath>
+      <w:r>
+        <w:t xml:space="preserve"> </w:t>
+      </w:r>
+      <w:r>
+        <w:t xml:space="preserve">satisfies the backdoor criterion: adjustment for</w:t>
       </w:r>
       <w:r>
         <w:t xml:space="preserve"> </w:t>
@@ -5539,7 +5520,7 @@
       </w:r>
     </w:p>
     <w:bookmarkEnd w:id="23"/>
-    <w:bookmarkStart w:id="27" w:name="when-no-sufficient-adjustment-set-exists"/>
+    <w:bookmarkStart w:id="30" w:name="when-no-sufficient-adjustment-set-exists"/>
     <w:p>
       <w:pPr>
         <w:pStyle w:val="Heading3"/>
@@ -5786,16 +5767,6 @@
         <w:t xml:space="preserve">(Chapter 21): exploit longitudinal data structure</w:t>
       </w:r>
     </w:p>
-    <w:bookmarkEnd w:id="27"/>
-    <w:bookmarkStart w:id="31" w:name="X47b7ec8947684a6618cc5e6bf9042d1e486b8fd"/>
-    <w:p>
-      <w:pPr>
-        <w:pStyle w:val="Heading3"/>
-      </w:pPr>
-      <w:r>
-        <w:t xml:space="preserve">3.3 Fine Point 7.1: Descendants of Treatment and Adjustment Bias</w:t>
-      </w:r>
-    </w:p>
     <w:tbl>
       <w:tblPr>
         <w:tblStyle w:val="Table"/>
@@ -5837,18 +5808,18 @@
                 <wp:inline>
                   <wp:extent cx="152400" cy="152400"/>
                   <wp:effectExtent b="0" l="0" r="0" t="0"/>
-                  <wp:docPr descr="" title="" id="29" name="Picture"/>
+                  <wp:docPr descr="" title="" id="28" name="Picture"/>
                   <a:graphic>
                     <a:graphicData uri="http://schemas.openxmlformats.org/drawingml/2006/picture">
                       <pic:pic>
                         <pic:nvPicPr>
-                          <pic:cNvPr descr="/opt/quarto/share/formats/docx/note.png" id="30" name="Picture"/>
+                          <pic:cNvPr descr="/opt/quarto/share/formats/docx/note.png" id="29" name="Picture"/>
                           <pic:cNvPicPr>
                             <a:picLocks noChangeArrowheads="1" noChangeAspect="1"/>
                           </pic:cNvPicPr>
                         </pic:nvPicPr>
                         <pic:blipFill>
-                          <a:blip r:embed="rId28"/>
+                          <a:blip r:embed="rId27"/>
                           <a:stretch>
                             <a:fillRect/>
                           </a:stretch>
@@ -6327,9 +6298,9 @@
         </w:tc>
       </w:tr>
     </w:tbl>
+    <w:bookmarkEnd w:id="30"/>
     <w:bookmarkEnd w:id="31"/>
-    <w:bookmarkEnd w:id="32"/>
-    <w:bookmarkStart w:id="42" w:name="confounding-and-confounders-pp.-8587"/>
+    <w:bookmarkStart w:id="40" w:name="confounding-and-confounders-pp.-8587"/>
     <w:p>
       <w:pPr>
         <w:pStyle w:val="Heading2"/>
@@ -6369,7 +6340,7 @@
         <w:t xml:space="preserve">is commonly used in epidemiology to refer to a variable that should be adjusted for to eliminate confounding. However, the traditional criteria used to identify confounders differ from the structural (DAG-based) definition—and the two do not always agree.</w:t>
       </w:r>
     </w:p>
-    <w:bookmarkStart w:id="33" w:name="the-traditional-epidemiological-criteria"/>
+    <w:bookmarkStart w:id="32" w:name="the-traditional-epidemiological-criteria"/>
     <w:p>
       <w:pPr>
         <w:pStyle w:val="Heading3"/>
@@ -6571,8 +6542,8 @@
         <w:t xml:space="preserve">These criteria are assessed from the data (criteria 1 and 2) and from prior knowledge (criterion 3).</w:t>
       </w:r>
     </w:p>
-    <w:bookmarkEnd w:id="33"/>
-    <w:bookmarkStart w:id="38" w:name="limitations-of-the-traditional-criteria"/>
+    <w:bookmarkEnd w:id="32"/>
+    <w:bookmarkStart w:id="39" w:name="limitations-of-the-traditional-criteria"/>
     <w:p>
       <w:pPr>
         <w:pStyle w:val="Heading3"/>
@@ -6895,18 +6866,18 @@
           <wp:inline>
             <wp:extent cx="5334000" cy="2000250"/>
             <wp:effectExtent b="0" l="0" r="0" t="0"/>
-            <wp:docPr descr="Figure 7.4. Left: C is a collider (A → C ← Y); it satisfies traditional criteria 1 and 2 but adjusting for C introduces bias. Right: L is a structural confounder (opens backdoor path) but may not satisfy traditional criteria if its effects on A and Y cancel." title="" id="35" name="Picture"/>
+            <wp:docPr descr="Figure 7.4. Left: C is a collider (A → C ← Y); it satisfies traditional criteria 1 and 2 but adjusting for C introduces bias. Right: L is a structural confounder (opens backdoor path) but may not satisfy traditional criteria if its effects on A and Y cancel." title="" id="34" name="Picture"/>
             <a:graphic>
               <a:graphicData uri="http://schemas.openxmlformats.org/drawingml/2006/picture">
                 <pic:pic>
                   <pic:nvPicPr>
-                    <pic:cNvPr descr="07-confounding_files/figure-docx/unnamed-chunk-4-1.png" id="36" name="Picture"/>
+                    <pic:cNvPr descr="07-confounding_files/figure-docx/unnamed-chunk-4-1.png" id="35" name="Picture"/>
                     <pic:cNvPicPr>
                       <a:picLocks noChangeArrowheads="1" noChangeAspect="1"/>
                     </pic:cNvPicPr>
                   </pic:nvPicPr>
                   <pic:blipFill>
-                    <a:blip r:embed="rId34"/>
+                    <a:blip r:embed="rId33"/>
                     <a:stretch>
                       <a:fillRect/>
                     </a:stretch>
@@ -6975,7 +6946,7 @@
               <w:spacing w:before="16" w:after="64"/>
             </w:pPr>
           </w:p>
-          <w:bookmarkStart w:id="37" w:name="def-structural-confounder"/>
+          <w:bookmarkStart w:id="36" w:name="def-structural-confounder"/>
           <w:p>
             <w:pPr>
               <w:pStyle w:val="BodyText"/>
@@ -7103,7 +7074,7 @@
               <w:t xml:space="preserve">: Use the causal diagram (DAG) to identify the structural confounders and the appropriate adjustment set via the backdoor criterion.</w:t>
             </w:r>
           </w:p>
-          <w:bookmarkEnd w:id="37"/>
+          <w:bookmarkEnd w:id="36"/>
         </w:tc>
       </w:tr>
     </w:tbl>
@@ -7291,16 +7262,6 @@
       </w:pPr>
       <w:r>
         <w:t xml:space="preserve">The DAG-based approach avoids these pitfalls by relying on causal structure rather than associations.</w:t>
-      </w:r>
-    </w:p>
-    <w:bookmarkEnd w:id="38"/>
-    <w:bookmarkStart w:id="41" w:name="X2f4cb25b0414e157b65fcd9dc4f51bf201316a5"/>
-    <w:p>
-      <w:pPr>
-        <w:pStyle w:val="Heading3"/>
-      </w:pPr>
-      <w:r>
-        <w:t xml:space="preserve">4.3 Fine Point 7.2: The Traditional Definition of Confounder</w:t>
       </w:r>
     </w:p>
     <w:tbl>
@@ -7333,7 +7294,7 @@
           </w:tcPr>
           <w:p>
             <w:pPr>
-              <w:pStyle w:val="FirstParagraph"/>
+              <w:pStyle w:val="BodyText"/>
             </w:pPr>
             <w:pPr>
               <w:spacing w:before="0" w:after="0"/>
@@ -7344,18 +7305,18 @@
                 <wp:inline>
                   <wp:extent cx="152400" cy="152400"/>
                   <wp:effectExtent b="0" l="0" r="0" t="0"/>
-                  <wp:docPr descr="" title="" id="39" name="Picture"/>
+                  <wp:docPr descr="" title="" id="37" name="Picture"/>
                   <a:graphic>
                     <a:graphicData uri="http://schemas.openxmlformats.org/drawingml/2006/picture">
                       <pic:pic>
                         <pic:nvPicPr>
-                          <pic:cNvPr descr="/opt/quarto/share/formats/docx/note.png" id="40" name="Picture"/>
+                          <pic:cNvPr descr="/opt/quarto/share/formats/docx/note.png" id="38" name="Picture"/>
                           <pic:cNvPicPr>
                             <a:picLocks noChangeArrowheads="1" noChangeAspect="1"/>
                           </pic:cNvPicPr>
                         </pic:nvPicPr>
                         <pic:blipFill>
-                          <a:blip r:embed="rId28"/>
+                          <a:blip r:embed="rId27"/>
                           <a:stretch>
                             <a:fillRect/>
                           </a:stretch>
@@ -7518,9 +7479,9 @@
         </w:tc>
       </w:tr>
     </w:tbl>
-    <w:bookmarkEnd w:id="41"/>
-    <w:bookmarkEnd w:id="42"/>
-    <w:bookmarkStart w:id="46" w:name="X0e184d5f063eec6fef9b3f9eae4f815a037bb64"/>
+    <w:bookmarkEnd w:id="39"/>
+    <w:bookmarkEnd w:id="40"/>
+    <w:bookmarkStart w:id="44" w:name="X0e184d5f063eec6fef9b3f9eae4f815a037bb64"/>
     <w:p>
       <w:pPr>
         <w:pStyle w:val="Heading2"/>
@@ -7640,7 +7601,7 @@
         <w:t xml:space="preserve">, developed by Richardson and Robins (2014), extend causal diagrams to include counterfactual variables explicitly.</w:t>
       </w:r>
     </w:p>
-    <w:bookmarkStart w:id="44" w:name="constructing-a-swig"/>
+    <w:bookmarkStart w:id="42" w:name="constructing-a-swig"/>
     <w:p>
       <w:pPr>
         <w:pStyle w:val="Heading3"/>
@@ -7977,7 +7938,7 @@
               <w:spacing w:before="16" w:after="64"/>
             </w:pPr>
           </w:p>
-          <w:bookmarkStart w:id="43" w:name="exm-swig"/>
+          <w:bookmarkStart w:id="41" w:name="exm-swig"/>
           <w:p>
             <w:pPr>
               <w:pStyle w:val="BodyText"/>
@@ -8178,42 +8139,39 @@
                 <m:t>→</m:t>
               </m:r>
               <m:r>
-                <m:t>a</m:t>
+                <m:t>A</m:t>
               </m:r>
             </m:oMath>
             <w:r>
               <w:t xml:space="preserve"> </w:t>
             </w:r>
             <w:r>
-              <w:t xml:space="preserve">(the fixed intervention value is determined, but</w:t>
+              <w:t xml:space="preserve">(the natural value of</w:t>
             </w:r>
             <w:r>
               <w:t xml:space="preserve"> </w:t>
             </w:r>
             <m:oMath>
               <m:r>
+                <m:t>A</m:t>
+              </m:r>
+            </m:oMath>
+            <w:r>
+              <w:t xml:space="preserve"> </w:t>
+            </w:r>
+            <w:r>
+              <w:t xml:space="preserve">is caused by</w:t>
+            </w:r>
+            <w:r>
+              <w:t xml:space="preserve"> </w:t>
+            </w:r>
+            <m:oMath>
+              <m:r>
                 <m:t>L</m:t>
               </m:r>
             </m:oMath>
             <w:r>
-              <w:t xml:space="preserve"> </w:t>
-            </w:r>
-            <w:r>
-              <w:t xml:space="preserve">still affects what the natural value of</w:t>
-            </w:r>
-            <w:r>
-              <w:t xml:space="preserve"> </w:t>
-            </w:r>
-            <m:oMath>
-              <m:r>
-                <m:t>A</m:t>
-              </m:r>
-            </m:oMath>
-            <w:r>
-              <w:t xml:space="preserve"> </w:t>
-            </w:r>
-            <w:r>
-              <w:t xml:space="preserve">would have been)</w:t>
+              <w:t xml:space="preserve">; incoming arrows stay on the natural-value half)</w:t>
             </w:r>
           </w:p>
           <w:p>
@@ -8251,7 +8209,7 @@
               <w:t xml:space="preserve"> </w:t>
             </w:r>
             <w:r>
-              <w:t xml:space="preserve">(the intervention value</w:t>
+              <w:t xml:space="preserve">(the fixed intervention value</w:t>
             </w:r>
             <w:r>
               <w:t xml:space="preserve"> </w:t>
@@ -8265,7 +8223,7 @@
               <w:t xml:space="preserve"> </w:t>
             </w:r>
             <w:r>
-              <w:t xml:space="preserve">causes</w:t>
+              <w:t xml:space="preserve">causes the counterfactual outcome</w:t>
             </w:r>
             <w:r>
               <w:t xml:space="preserve"> </w:t>
@@ -8285,7 +8243,7 @@
               </m:sSup>
             </m:oMath>
             <w:r>
-              <w:t xml:space="preserve">)</w:t>
+              <w:t xml:space="preserve">; outgoing arrows leave from the fixed-value half)</w:t>
             </w:r>
           </w:p>
           <w:p>
@@ -8337,7 +8295,7 @@
               <w:t xml:space="preserve"> </w:t>
             </w:r>
             <w:r>
-              <w:t xml:space="preserve">also causes</w:t>
+              <w:t xml:space="preserve">also directly causes</w:t>
             </w:r>
             <w:r>
               <w:t xml:space="preserve"> </w:t>
@@ -8355,60 +8313,6 @@
                   </m:r>
                 </m:sup>
               </m:sSup>
-            </m:oMath>
-            <w:r>
-              <w:t xml:space="preserve">)</w:t>
-            </w:r>
-          </w:p>
-          <w:p>
-            <w:pPr>
-              <w:pStyle w:val="Compact"/>
-              <w:numPr>
-                <w:ilvl w:val="0"/>
-                <w:numId w:val="1014"/>
-              </w:numPr>
-            </w:pPr>
-            <m:oMath>
-              <m:r>
-                <m:t>L</m:t>
-              </m:r>
-              <m:r>
-                <m:rPr>
-                  <m:sty m:val="p"/>
-                </m:rPr>
-                <m:t>→</m:t>
-              </m:r>
-              <m:r>
-                <m:t>A</m:t>
-              </m:r>
-            </m:oMath>
-            <w:r>
-              <w:t xml:space="preserve"> </w:t>
-            </w:r>
-            <w:r>
-              <w:t xml:space="preserve">(the natural value of</w:t>
-            </w:r>
-            <w:r>
-              <w:t xml:space="preserve"> </w:t>
-            </w:r>
-            <m:oMath>
-              <m:r>
-                <m:t>A</m:t>
-              </m:r>
-            </m:oMath>
-            <w:r>
-              <w:t xml:space="preserve"> </w:t>
-            </w:r>
-            <w:r>
-              <w:t xml:space="preserve">is caused by</w:t>
-            </w:r>
-            <w:r>
-              <w:t xml:space="preserve"> </w:t>
-            </w:r>
-            <m:oMath>
-              <m:r>
-                <m:t>L</m:t>
-              </m:r>
             </m:oMath>
             <w:r>
               <w:t xml:space="preserve">)</w:t>
@@ -8641,12 +8545,12 @@
               <w:t xml:space="preserve">satisfies the backdoor criterion.</w:t>
             </w:r>
           </w:p>
-          <w:bookmarkEnd w:id="43"/>
+          <w:bookmarkEnd w:id="41"/>
         </w:tc>
       </w:tr>
     </w:tbl>
-    <w:bookmarkEnd w:id="44"/>
-    <w:bookmarkStart w:id="45" w:name="what-swigs-add"/>
+    <w:bookmarkEnd w:id="42"/>
+    <w:bookmarkStart w:id="43" w:name="what-swigs-add"/>
     <w:p>
       <w:pPr>
         <w:pStyle w:val="Heading3"/>
@@ -9030,9 +8934,9 @@
         <w:t xml:space="preserve">For most purposes in this textbook, standard DAGs combined with the backdoor criterion are sufficient. SWIGs provide an additional layer of rigor for readers interested in the formal connections between the potential outcomes framework and the graphical framework.</w:t>
       </w:r>
     </w:p>
-    <w:bookmarkEnd w:id="45"/>
-    <w:bookmarkEnd w:id="46"/>
-    <w:bookmarkStart w:id="47" w:name="summary"/>
+    <w:bookmarkEnd w:id="43"/>
+    <w:bookmarkEnd w:id="44"/>
+    <w:bookmarkStart w:id="45" w:name="summary"/>
     <w:p>
       <w:pPr>
         <w:pStyle w:val="Heading2"/>
@@ -9544,8 +9448,8 @@
         <w:t xml:space="preserve">Confounding bias is the central challenge in observational causal inference. This chapter has provided the structural tools needed to identify which variables to adjust for (the backdoor criterion) and the formal justification for why that adjustment works (conditional exchangeability, proved graphically via SWIGs).</w:t>
       </w:r>
     </w:p>
-    <w:bookmarkEnd w:id="47"/>
-    <w:bookmarkStart w:id="51" w:name="references"/>
+    <w:bookmarkEnd w:id="45"/>
+    <w:bookmarkStart w:id="49" w:name="references"/>
     <w:p>
       <w:pPr>
         <w:pStyle w:val="Heading2"/>
@@ -9561,8 +9465,8 @@
         </w:pict>
       </w:r>
     </w:p>
-    <w:bookmarkStart w:id="50" w:name="refs"/>
-    <w:bookmarkStart w:id="49" w:name="ref-hernan2020causal"/>
+    <w:bookmarkStart w:id="48" w:name="refs"/>
+    <w:bookmarkStart w:id="47" w:name="ref-hernan2020causal"/>
     <w:p>
       <w:pPr>
         <w:pStyle w:val="Bibliography"/>
@@ -9586,7 +9490,7 @@
       <w:r>
         <w:t xml:space="preserve"> </w:t>
       </w:r>
-      <w:hyperlink r:id="rId48">
+      <w:hyperlink r:id="rId46">
         <w:r>
           <w:rPr>
             <w:rStyle w:val="Hyperlink"/>
@@ -9598,9 +9502,9 @@
         <w:t xml:space="preserve">.</w:t>
       </w:r>
     </w:p>
+    <w:bookmarkEnd w:id="47"/>
+    <w:bookmarkEnd w:id="48"/>
     <w:bookmarkEnd w:id="49"/>
-    <w:bookmarkEnd w:id="50"/>
-    <w:bookmarkEnd w:id="51"/>
     <w:sectPr>
       <w:footnotePr>
         <w:numRestart w:val="eachSect"/>
